--- a/pitch/FoolProof-DemoDay-SCRIPT.docx
+++ b/pitch/FoolProof-DemoDay-SCRIPT.docx
@@ -948,7 +948,137 @@
           <w:sz w:val="21"/>
           <w:szCs w:val="21"/>
         </w:rPr>
-        <w:t xml:space="preserve">Start the screen already on the Welcome page, scrolled to the top.</w:t>
+        <w:t xml:space="preserve">Open TWO TABS IN THE SAME BROWSER WINDOW: tab 1 = </w:t>
+      </w:r>
+      <w:r>
+        <w:rPr>
+          <w:rFonts w:ascii="Consolas" w:cs="Consolas" w:eastAsia="Consolas" w:hAnsi="Consolas"/>
+          <w:b/>
+          <w:bCs/>
+          <w:color w:val="1C1917"/>
+          <w:sz w:val="21"/>
+          <w:szCs w:val="21"/>
+        </w:rPr>
+        <w:t xml:space="preserve">pitch/deck.html</w:t>
+      </w:r>
+      <w:r>
+        <w:rPr>
+          <w:rFonts w:ascii="Calibri" w:cs="Calibri" w:eastAsia="Calibri" w:hAnsi="Calibri"/>
+          <w:sz w:val="21"/>
+          <w:szCs w:val="21"/>
+        </w:rPr>
+        <w:t xml:space="preserve"> (press F11 for fullscreen), tab 2 = </w:t>
+      </w:r>
+      <w:r>
+        <w:rPr>
+          <w:rFonts w:ascii="Consolas" w:cs="Consolas" w:eastAsia="Consolas" w:hAnsi="Consolas"/>
+          <w:b/>
+          <w:bCs/>
+          <w:color w:val="1C1917"/>
+          <w:sz w:val="21"/>
+          <w:szCs w:val="21"/>
+        </w:rPr>
+        <w:t xml:space="preserve">localhost:5173</w:t>
+      </w:r>
+      <w:r>
+        <w:rPr>
+          <w:rFonts w:ascii="Calibri" w:cs="Calibri" w:eastAsia="Calibri" w:hAnsi="Calibri"/>
+          <w:sz w:val="21"/>
+          <w:szCs w:val="21"/>
+        </w:rPr>
+        <w:t xml:space="preserve">. Pranav shares that ONE window and switches with Ctrl+Tab — no re-sharing mid-pitch.</w:t>
+      </w:r>
+    </w:p>
+    <w:p>
+      <w:pPr>
+        <w:pStyle w:val="ListParagraph"/>
+        <w:numPr>
+          <w:ilvl w:val="0"/>
+          <w:numId w:val="2"/>
+        </w:numPr>
+        <w:spacing w:after="60"/>
+      </w:pPr>
+      <w:r>
+        <w:rPr>
+          <w:rFonts w:ascii="Calibri" w:cs="Calibri" w:eastAsia="Calibri" w:hAnsi="Calibri"/>
+          <w:sz w:val="21"/>
+          <w:szCs w:val="21"/>
+        </w:rPr>
+        <w:t xml:space="preserve">In the deck, press </w:t>
+      </w:r>
+      <w:r>
+        <w:rPr>
+          <w:rFonts w:ascii="Consolas" w:cs="Consolas" w:eastAsia="Consolas" w:hAnsi="Consolas"/>
+          <w:b/>
+          <w:bCs/>
+          <w:color w:val="1C1917"/>
+          <w:sz w:val="21"/>
+          <w:szCs w:val="21"/>
+        </w:rPr>
+        <w:t xml:space="preserve">H</w:t>
+      </w:r>
+      <w:r>
+        <w:rPr>
+          <w:rFonts w:ascii="Calibri" w:cs="Calibri" w:eastAsia="Calibri" w:hAnsi="Calibri"/>
+          <w:sz w:val="21"/>
+          <w:szCs w:val="21"/>
+        </w:rPr>
+        <w:t xml:space="preserve"> to check the slide map, then press </w:t>
+      </w:r>
+      <w:r>
+        <w:rPr>
+          <w:rFonts w:ascii="Consolas" w:cs="Consolas" w:eastAsia="Consolas" w:hAnsi="Consolas"/>
+          <w:b/>
+          <w:bCs/>
+          <w:color w:val="1C1917"/>
+          <w:sz w:val="21"/>
+          <w:szCs w:val="21"/>
+        </w:rPr>
+        <w:t xml:space="preserve">H</w:t>
+      </w:r>
+      <w:r>
+        <w:rPr>
+          <w:rFonts w:ascii="Calibri" w:cs="Calibri" w:eastAsia="Calibri" w:hAnsi="Calibri"/>
+          <w:sz w:val="21"/>
+          <w:szCs w:val="21"/>
+        </w:rPr>
+        <w:t xml:space="preserve"> again to HIDE it. Do not present with it showing.</w:t>
+      </w:r>
+    </w:p>
+    <w:p>
+      <w:pPr>
+        <w:pStyle w:val="ListParagraph"/>
+        <w:numPr>
+          <w:ilvl w:val="0"/>
+          <w:numId w:val="2"/>
+        </w:numPr>
+        <w:spacing w:after="60"/>
+      </w:pPr>
+      <w:r>
+        <w:rPr>
+          <w:rFonts w:ascii="Calibri" w:cs="Calibri" w:eastAsia="Calibri" w:hAnsi="Calibri"/>
+          <w:sz w:val="21"/>
+          <w:szCs w:val="21"/>
+        </w:rPr>
+        <w:t xml:space="preserve">Start on deck SLIDE 1 (the title card) while you are being introduced.</w:t>
+      </w:r>
+    </w:p>
+    <w:p>
+      <w:pPr>
+        <w:pStyle w:val="ListParagraph"/>
+        <w:numPr>
+          <w:ilvl w:val="0"/>
+          <w:numId w:val="2"/>
+        </w:numPr>
+        <w:spacing w:after="60"/>
+      </w:pPr>
+      <w:r>
+        <w:rPr>
+          <w:rFonts w:ascii="Calibri" w:cs="Calibri" w:eastAsia="Calibri" w:hAnsi="Calibri"/>
+          <w:sz w:val="21"/>
+          <w:szCs w:val="21"/>
+        </w:rPr>
+        <w:t xml:space="preserve">Rehearse the Ctrl+Tab switch at slide 5 and the switch back — that is the only risky move in the whole pitch.</w:t>
       </w:r>
     </w:p>
     <w:p>
@@ -1175,7 +1305,45 @@
           <w:sz w:val="21"/>
           <w:szCs w:val="21"/>
         </w:rPr>
-        <w:t xml:space="preserve">Hold on the Welcome page. Do nothing for the first fifteen seconds.</w:t>
+        <w:t xml:space="preserve">Start on </w:t>
+      </w:r>
+      <w:r>
+        <w:rPr>
+          <w:rFonts w:ascii="Consolas" w:cs="Consolas" w:eastAsia="Consolas" w:hAnsi="Consolas"/>
+          <w:b/>
+          <w:bCs/>
+          <w:color w:val="1C1917"/>
+          <w:sz w:val="21"/>
+          <w:szCs w:val="21"/>
+        </w:rPr>
+        <w:t xml:space="preserve">SLIDE 1</w:t>
+      </w:r>
+      <w:r>
+        <w:rPr>
+          <w:rFonts w:ascii="Calibri" w:cs="Calibri" w:eastAsia="Calibri" w:hAnsi="Calibri"/>
+          <w:sz w:val="21"/>
+          <w:szCs w:val="21"/>
+        </w:rPr>
+        <w:t xml:space="preserve"> (title). On Om's first word, press → to </w:t>
+      </w:r>
+      <w:r>
+        <w:rPr>
+          <w:rFonts w:ascii="Consolas" w:cs="Consolas" w:eastAsia="Consolas" w:hAnsi="Consolas"/>
+          <w:b/>
+          <w:bCs/>
+          <w:color w:val="1C1917"/>
+          <w:sz w:val="21"/>
+          <w:szCs w:val="21"/>
+        </w:rPr>
+        <w:t xml:space="preserve">SLIDE 2</w:t>
+      </w:r>
+      <w:r>
+        <w:rPr>
+          <w:rFonts w:ascii="Calibri" w:cs="Calibri" w:eastAsia="Calibri" w:hAnsi="Calibri"/>
+          <w:sz w:val="21"/>
+          <w:szCs w:val="21"/>
+        </w:rPr>
+        <w:t xml:space="preserve"> — the $15.9B card.</w:t>
       </w:r>
     </w:p>
     <w:p>
@@ -1193,7 +1361,26 @@
           <w:sz w:val="21"/>
           <w:szCs w:val="21"/>
         </w:rPr>
-        <w:t xml:space="preserve">Scroll down slowly so the WANTED cards are visible on “whoever does not know the rules yet.”</w:t>
+        <w:t xml:space="preserve">On “But here is what matters in this room”, press → to </w:t>
+      </w:r>
+      <w:r>
+        <w:rPr>
+          <w:rFonts w:ascii="Consolas" w:cs="Consolas" w:eastAsia="Consolas" w:hAnsi="Consolas"/>
+          <w:b/>
+          <w:bCs/>
+          <w:color w:val="1C1917"/>
+          <w:sz w:val="21"/>
+          <w:szCs w:val="21"/>
+        </w:rPr>
+        <w:t xml:space="preserve">SLIDE 3</w:t>
+      </w:r>
+      <w:r>
+        <w:rPr>
+          <w:rFonts w:ascii="Calibri" w:cs="Calibri" w:eastAsia="Calibri" w:hAnsi="Calibri"/>
+          <w:sz w:val="21"/>
+          <w:szCs w:val="21"/>
+        </w:rPr>
+        <w:t xml:space="preserve"> — “Fraud doesn't target the gullible.”</w:t>
       </w:r>
     </w:p>
     <w:p>
@@ -1211,7 +1398,7 @@
           <w:sz w:val="21"/>
           <w:szCs w:val="21"/>
         </w:rPr>
-        <w:t xml:space="preserve">Scroll back to the top.</w:t>
+        <w:t xml:space="preserve">Then hold. Slide 3 carries the rest of Om's lines — do not advance early.</w:t>
       </w:r>
     </w:p>
     <w:p>
@@ -1381,7 +1568,7 @@
           <w:sz w:val="21"/>
           <w:szCs w:val="21"/>
         </w:rPr>
-        <w:t xml:space="preserve">Click </w:t>
+        <w:t xml:space="preserve">Press → to </w:t>
       </w:r>
       <w:r>
         <w:rPr>
@@ -1392,6 +1579,99 @@
           <w:sz w:val="21"/>
           <w:szCs w:val="21"/>
         </w:rPr>
+        <w:t xml:space="preserve">SLIDE 4</w:t>
+      </w:r>
+      <w:r>
+        <w:rPr>
+          <w:rFonts w:ascii="Calibri" w:cs="Calibri" w:eastAsia="Calibri" w:hAnsi="Calibri"/>
+          <w:sz w:val="21"/>
+          <w:szCs w:val="21"/>
+        </w:rPr>
+        <w:t xml:space="preserve"> — “So we built AI that tries to rob you”, with the five adversaries.</w:t>
+      </w:r>
+    </w:p>
+    <w:p>
+      <w:pPr>
+        <w:pStyle w:val="ListParagraph"/>
+        <w:numPr>
+          <w:ilvl w:val="0"/>
+          <w:numId w:val="3"/>
+        </w:numPr>
+        <w:spacing w:after="50"/>
+      </w:pPr>
+      <w:r>
+        <w:rPr>
+          <w:rFonts w:ascii="Calibri" w:cs="Calibri" w:eastAsia="Calibri" w:hAnsi="Calibri"/>
+          <w:sz w:val="21"/>
+          <w:szCs w:val="21"/>
+        </w:rPr>
+        <w:t xml:space="preserve">On “we built a new one”, press → to </w:t>
+      </w:r>
+      <w:r>
+        <w:rPr>
+          <w:rFonts w:ascii="Consolas" w:cs="Consolas" w:eastAsia="Consolas" w:hAnsi="Consolas"/>
+          <w:b/>
+          <w:bCs/>
+          <w:color w:val="1C1917"/>
+          <w:sz w:val="21"/>
+          <w:szCs w:val="21"/>
+        </w:rPr>
+        <w:t xml:space="preserve">SLIDE 5</w:t>
+      </w:r>
+      <w:r>
+        <w:rPr>
+          <w:rFonts w:ascii="Calibri" w:cs="Calibri" w:eastAsia="Calibri" w:hAnsi="Calibri"/>
+          <w:sz w:val="21"/>
+          <w:szCs w:val="21"/>
+        </w:rPr>
+        <w:t xml:space="preserve"> — the LIVE DEMO card.</w:t>
+      </w:r>
+    </w:p>
+    <w:p>
+      <w:pPr>
+        <w:pStyle w:val="ListParagraph"/>
+        <w:numPr>
+          <w:ilvl w:val="0"/>
+          <w:numId w:val="3"/>
+        </w:numPr>
+        <w:spacing w:after="50"/>
+      </w:pPr>
+      <w:r>
+        <w:rPr>
+          <w:rFonts w:ascii="Calibri" w:cs="Calibri" w:eastAsia="Calibri" w:hAnsi="Calibri"/>
+          <w:sz w:val="21"/>
+          <w:szCs w:val="21"/>
+        </w:rPr>
+        <w:t xml:space="preserve">On “Let me show you” — </w:t>
+      </w:r>
+      <w:r>
+        <w:rPr>
+          <w:rFonts w:ascii="Consolas" w:cs="Consolas" w:eastAsia="Consolas" w:hAnsi="Consolas"/>
+          <w:b/>
+          <w:bCs/>
+          <w:color w:val="1C1917"/>
+          <w:sz w:val="21"/>
+          <w:szCs w:val="21"/>
+        </w:rPr>
+        <w:t xml:space="preserve">Ctrl+Tab</w:t>
+      </w:r>
+      <w:r>
+        <w:rPr>
+          <w:rFonts w:ascii="Calibri" w:cs="Calibri" w:eastAsia="Calibri" w:hAnsi="Calibri"/>
+          <w:sz w:val="21"/>
+          <w:szCs w:val="21"/>
+        </w:rPr>
+        <w:t xml:space="preserve"> to the app, then click </w:t>
+      </w:r>
+      <w:r>
+        <w:rPr>
+          <w:rFonts w:ascii="Consolas" w:cs="Consolas" w:eastAsia="Consolas" w:hAnsi="Consolas"/>
+          <w:b/>
+          <w:bCs/>
+          <w:color w:val="1C1917"/>
+          <w:sz w:val="21"/>
+          <w:szCs w:val="21"/>
+        </w:rPr>
         <w:t xml:space="preserve">GAUNTLET</w:t>
       </w:r>
       <w:r>
@@ -1400,7 +1680,7 @@
           <w:sz w:val="21"/>
           <w:szCs w:val="21"/>
         </w:rPr>
-        <w:t xml:space="preserve"> in the top nav on “Let me show you.”</w:t>
+        <w:t xml:space="preserve">.</w:t>
       </w:r>
     </w:p>
     <w:p>
@@ -2535,7 +2815,7 @@
           <w:sz w:val="21"/>
           <w:szCs w:val="21"/>
         </w:rPr>
-        <w:t xml:space="preserve">Stay on the Evidence File while Om says “three things make that number trustworthy” — the screen is proving it.</w:t>
+        <w:t xml:space="preserve">Hold on the Evidence File for Om's first sentence — the screen is proving the words.</w:t>
       </w:r>
     </w:p>
     <w:p>
@@ -2553,7 +2833,7 @@
           <w:sz w:val="21"/>
           <w:szCs w:val="21"/>
         </w:rPr>
-        <w:t xml:space="preserve">On “who pays” — click the </w:t>
+        <w:t xml:space="preserve">On “The scammer is a JSON playbook” — </w:t>
       </w:r>
       <w:r>
         <w:rPr>
@@ -2564,15 +2844,15 @@
           <w:sz w:val="21"/>
           <w:szCs w:val="21"/>
         </w:rPr>
-        <w:t xml:space="preserve">FOOLPROOF</w:t>
-      </w:r>
-      <w:r>
-        <w:rPr>
-          <w:rFonts w:ascii="Calibri" w:cs="Calibri" w:eastAsia="Calibri" w:hAnsi="Calibri"/>
-          <w:sz w:val="21"/>
-          <w:szCs w:val="21"/>
-        </w:rPr>
-        <w:t xml:space="preserve"> logo, then in the footer click </w:t>
+        <w:t xml:space="preserve">Ctrl+Tab</w:t>
+      </w:r>
+      <w:r>
+        <w:rPr>
+          <w:rFonts w:ascii="Calibri" w:cs="Calibri" w:eastAsia="Calibri" w:hAnsi="Calibri"/>
+          <w:sz w:val="21"/>
+          <w:szCs w:val="21"/>
+        </w:rPr>
+        <w:t xml:space="preserve"> back to the deck. You land on </w:t>
       </w:r>
       <w:r>
         <w:rPr>
@@ -2583,15 +2863,34 @@
           <w:sz w:val="21"/>
           <w:szCs w:val="21"/>
         </w:rPr>
-        <w:t xml:space="preserve">FoolProof for institutions →</w:t>
-      </w:r>
-      <w:r>
-        <w:rPr>
-          <w:rFonts w:ascii="Calibri" w:cs="Calibri" w:eastAsia="Calibri" w:hAnsi="Calibri"/>
-          <w:sz w:val="21"/>
-          <w:szCs w:val="21"/>
-        </w:rPr>
-        <w:t xml:space="preserve">.</w:t>
+        <w:t xml:space="preserve">SLIDE 5</w:t>
+      </w:r>
+      <w:r>
+        <w:rPr>
+          <w:rFonts w:ascii="Calibri" w:cs="Calibri" w:eastAsia="Calibri" w:hAnsi="Calibri"/>
+          <w:sz w:val="21"/>
+          <w:szCs w:val="21"/>
+        </w:rPr>
+        <w:t xml:space="preserve">; press → once to </w:t>
+      </w:r>
+      <w:r>
+        <w:rPr>
+          <w:rFonts w:ascii="Consolas" w:cs="Consolas" w:eastAsia="Consolas" w:hAnsi="Consolas"/>
+          <w:b/>
+          <w:bCs/>
+          <w:color w:val="1C1917"/>
+          <w:sz w:val="21"/>
+          <w:szCs w:val="21"/>
+        </w:rPr>
+        <w:t xml:space="preserve">SLIDE 6</w:t>
+      </w:r>
+      <w:r>
+        <w:rPr>
+          <w:rFonts w:ascii="Calibri" w:cs="Calibri" w:eastAsia="Calibri" w:hAnsi="Calibri"/>
+          <w:sz w:val="21"/>
+          <w:szCs w:val="21"/>
+        </w:rPr>
+        <w:t xml:space="preserve"> (three engines).</w:t>
       </w:r>
     </w:p>
     <w:p>
@@ -2609,7 +2908,63 @@
           <w:sz w:val="21"/>
           <w:szCs w:val="21"/>
         </w:rPr>
-        <w:t xml:space="preserve">Scroll the three revenue-stream cards slowly.</w:t>
+        <w:t xml:space="preserve">On “That is why this scales” — press → to </w:t>
+      </w:r>
+      <w:r>
+        <w:rPr>
+          <w:rFonts w:ascii="Consolas" w:cs="Consolas" w:eastAsia="Consolas" w:hAnsi="Consolas"/>
+          <w:b/>
+          <w:bCs/>
+          <w:color w:val="1C1917"/>
+          <w:sz w:val="21"/>
+          <w:szCs w:val="21"/>
+        </w:rPr>
+        <w:t xml:space="preserve">SLIDE 7</w:t>
+      </w:r>
+      <w:r>
+        <w:rPr>
+          <w:rFonts w:ascii="Calibri" w:cs="Calibri" w:eastAsia="Calibri" w:hAnsi="Calibri"/>
+          <w:sz w:val="21"/>
+          <w:szCs w:val="21"/>
+        </w:rPr>
+        <w:t xml:space="preserve"> (content, not code).</w:t>
+      </w:r>
+    </w:p>
+    <w:p>
+      <w:pPr>
+        <w:pStyle w:val="ListParagraph"/>
+        <w:numPr>
+          <w:ilvl w:val="0"/>
+          <w:numId w:val="3"/>
+        </w:numPr>
+        <w:spacing w:after="50"/>
+      </w:pPr>
+      <w:r>
+        <w:rPr>
+          <w:rFonts w:ascii="Calibri" w:cs="Calibri" w:eastAsia="Calibri" w:hAnsi="Calibri"/>
+          <w:sz w:val="21"/>
+          <w:szCs w:val="21"/>
+        </w:rPr>
+        <w:t xml:space="preserve">On “And who pays?” — press → to </w:t>
+      </w:r>
+      <w:r>
+        <w:rPr>
+          <w:rFonts w:ascii="Consolas" w:cs="Consolas" w:eastAsia="Consolas" w:hAnsi="Consolas"/>
+          <w:b/>
+          <w:bCs/>
+          <w:color w:val="1C1917"/>
+          <w:sz w:val="21"/>
+          <w:szCs w:val="21"/>
+        </w:rPr>
+        <w:t xml:space="preserve">SLIDE 8</w:t>
+      </w:r>
+      <w:r>
+        <w:rPr>
+          <w:rFonts w:ascii="Calibri" w:cs="Calibri" w:eastAsia="Calibri" w:hAnsi="Calibri"/>
+          <w:sz w:val="21"/>
+          <w:szCs w:val="21"/>
+        </w:rPr>
+        <w:t xml:space="preserve"> (KnowBe4 / three streams).</w:t>
       </w:r>
     </w:p>
     <w:p>
@@ -2637,7 +2992,7 @@
           <w:sz w:val="19"/>
           <w:szCs w:val="19"/>
         </w:rPr>
-        <w:t xml:space="preserve">That page is shipped inside the product, not a slide. If a judge looks sceptical, Om can say so in four words: “this is in the product.”</w:t>
+        <w:t xml:space="preserve">If a judge asks about the business in Q&amp;A, Pranav can Ctrl+Tab to the app and open /for-institutions — that page is shipped inside the product, not just a slide. Do not spend pitch time on it; slide 8 covers it.</w:t>
       </w:r>
     </w:p>
     <w:p>
@@ -2684,6 +3039,60 @@
     </w:p>
     <w:p>
       <w:pPr>
+        <w:spacing w:after="40" w:before="70"/>
+      </w:pPr>
+      <w:r>
+        <w:rPr>
+          <w:rFonts w:ascii="Calibri" w:cs="Calibri" w:eastAsia="Calibri" w:hAnsi="Calibri"/>
+          <w:b/>
+          <w:bCs/>
+          <w:caps/>
+          <w:color w:val="2E7D4F"/>
+          <w:sz w:val="20"/>
+          <w:szCs w:val="20"/>
+        </w:rPr>
+        <w:t xml:space="preserve">PRANAV DOES</w:t>
+      </w:r>
+    </w:p>
+    <w:p>
+      <w:pPr>
+        <w:pStyle w:val="ListParagraph"/>
+        <w:numPr>
+          <w:ilvl w:val="0"/>
+          <w:numId w:val="3"/>
+        </w:numPr>
+        <w:spacing w:after="50"/>
+      </w:pPr>
+      <w:r>
+        <w:rPr>
+          <w:rFonts w:ascii="Calibri" w:cs="Calibri" w:eastAsia="Calibri" w:hAnsi="Calibri"/>
+          <w:sz w:val="21"/>
+          <w:szCs w:val="21"/>
+        </w:rPr>
+        <w:t xml:space="preserve">Press → to </w:t>
+      </w:r>
+      <w:r>
+        <w:rPr>
+          <w:rFonts w:ascii="Consolas" w:cs="Consolas" w:eastAsia="Consolas" w:hAnsi="Consolas"/>
+          <w:b/>
+          <w:bCs/>
+          <w:color w:val="1C1917"/>
+          <w:sz w:val="21"/>
+          <w:szCs w:val="21"/>
+        </w:rPr>
+        <w:t xml:space="preserve">SLIDE 9</w:t>
+      </w:r>
+      <w:r>
+        <w:rPr>
+          <w:rFonts w:ascii="Calibri" w:cs="Calibri" w:eastAsia="Calibri" w:hAnsi="Calibri"/>
+          <w:sz w:val="21"/>
+          <w:szCs w:val="21"/>
+        </w:rPr>
+        <w:t xml:space="preserve"> — the closing card. Leave it up through Q&amp;A.</w:t>
+      </w:r>
+    </w:p>
+    <w:p>
+      <w:pPr>
         <w:spacing w:after="40" w:before="130"/>
       </w:pPr>
       <w:r>
@@ -3154,6 +3563,24 @@
           <w:szCs w:val="21"/>
         </w:rPr>
         <w:t xml:space="preserve"> and let Om narrate over it. It drives itself.</w:t>
+      </w:r>
+    </w:p>
+    <w:p>
+      <w:pPr>
+        <w:pStyle w:val="ListParagraph"/>
+        <w:numPr>
+          <w:ilvl w:val="0"/>
+          <w:numId w:val="2"/>
+        </w:numPr>
+        <w:spacing w:after="60"/>
+      </w:pPr>
+      <w:r>
+        <w:rPr>
+          <w:rFonts w:ascii="Calibri" w:cs="Calibri" w:eastAsia="Calibri" w:hAnsi="Calibri"/>
+          <w:sz w:val="21"/>
+          <w:szCs w:val="21"/>
+        </w:rPr>
+        <w:t xml:space="preserve">Deck refuses to advance → click once on the slide first (the browser needs focus for arrow keys), then press →.</w:t>
       </w:r>
     </w:p>
     <w:p>

--- a/pitch/FoolProof-DemoDay-SCRIPT.docx
+++ b/pitch/FoolProof-DemoDay-SCRIPT.docx
@@ -1082,6 +1082,43 @@
       </w:r>
     </w:p>
     <w:p>
+      <w:pPr>
+        <w:pStyle w:val="ListParagraph"/>
+        <w:numPr>
+          <w:ilvl w:val="0"/>
+          <w:numId w:val="2"/>
+        </w:numPr>
+        <w:spacing w:after="60"/>
+      </w:pPr>
+      <w:r>
+        <w:rPr>
+          <w:rFonts w:ascii="Calibri" w:cs="Calibri" w:eastAsia="Calibri" w:hAnsi="Calibri"/>
+          <w:sz w:val="21"/>
+          <w:szCs w:val="21"/>
+        </w:rPr>
+        <w:t xml:space="preserve">Rehearse BOTH demo questions until Pranav can type them without looking: the ask, then the push (</w:t>
+      </w:r>
+      <w:r>
+        <w:rPr>
+          <w:rFonts w:ascii="Consolas" w:cs="Consolas" w:eastAsia="Consolas" w:hAnsi="Consolas"/>
+          <w:b/>
+          <w:bCs/>
+          <w:color w:val="1C1917"/>
+          <w:sz w:val="21"/>
+          <w:szCs w:val="21"/>
+        </w:rPr>
+        <w:t xml:space="preserve">Yes or no - are you an attorney?</w:t>
+      </w:r>
+      <w:r>
+        <w:rPr>
+          <w:rFonts w:ascii="Calibri" w:cs="Calibri" w:eastAsia="Calibri" w:hAnsi="Calibri"/>
+          <w:sz w:val="21"/>
+          <w:szCs w:val="21"/>
+        </w:rPr>
+        <w:t xml:space="preserve">). Héctor is built to dodge the first one.</w:t>
+      </w:r>
+    </w:p>
+    <w:p>
       <w:r>
         <w:br w:type="page"/>
       </w:r>
@@ -1935,7 +1972,7 @@
           <w:sz w:val="22"/>
           <w:szCs w:val="22"/>
         </w:rPr>
-        <w:t xml:space="preserve">②  CORNER HIM</w:t>
+        <w:t xml:space="preserve">②  CORNER HIM — he dodges first. That is the point.</w:t>
       </w:r>
     </w:p>
     <w:p>
@@ -1970,7 +2007,7 @@
           <w:sz w:val="21"/>
           <w:szCs w:val="21"/>
         </w:rPr>
-        <w:t xml:space="preserve">Type into the message box: </w:t>
+        <w:t xml:space="preserve">Type: </w:t>
       </w:r>
       <w:r>
         <w:rPr>
@@ -2018,7 +2055,73 @@
           <w:sz w:val="21"/>
           <w:szCs w:val="21"/>
         </w:rPr>
-        <w:t xml:space="preserve">. It streams ~5 seconds — Om covers it.</w:t>
+        <w:t xml:space="preserve">. ~5 seconds — Om covers it.</w:t>
+      </w:r>
+    </w:p>
+    <w:p>
+      <w:pPr>
+        <w:pStyle w:val="ListParagraph"/>
+        <w:numPr>
+          <w:ilvl w:val="0"/>
+          <w:numId w:val="3"/>
+        </w:numPr>
+        <w:spacing w:after="50"/>
+      </w:pPr>
+      <w:r>
+        <w:rPr>
+          <w:rFonts w:ascii="Calibri" w:cs="Calibri" w:eastAsia="Calibri" w:hAnsi="Calibri"/>
+          <w:sz w:val="21"/>
+          <w:szCs w:val="21"/>
+        </w:rPr>
+        <w:t xml:space="preserve">Then IMMEDIATELY type the follow-up: </w:t>
+      </w:r>
+      <w:r>
+        <w:rPr>
+          <w:rFonts w:ascii="Consolas" w:cs="Consolas" w:eastAsia="Consolas" w:hAnsi="Consolas"/>
+          <w:b/>
+          <w:bCs/>
+          <w:color w:val="1C1917"/>
+          <w:sz w:val="21"/>
+          <w:szCs w:val="21"/>
+        </w:rPr>
+        <w:t xml:space="preserve">Yes or no - are you an attorney?</w:t>
+      </w:r>
+    </w:p>
+    <w:p>
+      <w:pPr>
+        <w:pStyle w:val="ListParagraph"/>
+        <w:numPr>
+          <w:ilvl w:val="0"/>
+          <w:numId w:val="3"/>
+        </w:numPr>
+        <w:spacing w:after="50"/>
+      </w:pPr>
+      <w:r>
+        <w:rPr>
+          <w:rFonts w:ascii="Calibri" w:cs="Calibri" w:eastAsia="Calibri" w:hAnsi="Calibri"/>
+          <w:sz w:val="21"/>
+          <w:szCs w:val="21"/>
+        </w:rPr>
+        <w:t xml:space="preserve">Click </w:t>
+      </w:r>
+      <w:r>
+        <w:rPr>
+          <w:rFonts w:ascii="Consolas" w:cs="Consolas" w:eastAsia="Consolas" w:hAnsi="Consolas"/>
+          <w:b/>
+          <w:bCs/>
+          <w:color w:val="1C1917"/>
+          <w:sz w:val="21"/>
+          <w:szCs w:val="21"/>
+        </w:rPr>
+        <w:t xml:space="preserve">SEND</w:t>
+      </w:r>
+      <w:r>
+        <w:rPr>
+          <w:rFonts w:ascii="Calibri" w:cs="Calibri" w:eastAsia="Calibri" w:hAnsi="Calibri"/>
+          <w:sz w:val="21"/>
+          <w:szCs w:val="21"/>
+        </w:rPr>
+        <w:t xml:space="preserve"> again. This is the beat that lands — do not skip it.</w:t>
       </w:r>
     </w:p>
     <w:p>
@@ -2073,7 +2176,45 @@
           <w:sz w:val="22"/>
           <w:szCs w:val="22"/>
         </w:rPr>
-        <w:t xml:space="preserve">(as it lands) “No bar number. Not DOJ-accredited. A notary may only witness signatures — and then straight back to the deadline.</w:t>
+        <w:t xml:space="preserve">(as the first reply lands) “And watch — he does not answer it. He touches the commission on the wall, he tells us it is state-issued, he gets a little hurt that we would ask, and he changes the subject. That is not the model being evasive by accident. That is written in: he never volunteers what would cost him the deal.</w:t>
+      </w:r>
+    </w:p>
+    <w:p>
+      <w:pPr>
+        <w:pBdr>
+          <w:left w:val="single" w:color="C1361B" w:sz="16" w:space="8"/>
+        </w:pBdr>
+        <w:shd w:fill="F3EEE2" w:val="clear"/>
+        <w:spacing w:after="80"/>
+        <w:ind w:left="260"/>
+      </w:pPr>
+      <w:r>
+        <w:rPr>
+          <w:rFonts w:ascii="Calibri" w:cs="Calibri" w:eastAsia="Calibri" w:hAnsi="Calibri"/>
+          <w:color w:val="1C1917"/>
+          <w:sz w:val="22"/>
+          <w:szCs w:val="22"/>
+        </w:rPr>
+        <w:t xml:space="preserve">So we do what almost nobody actually does in the room. We ask again.</w:t>
+      </w:r>
+    </w:p>
+    <w:p>
+      <w:pPr>
+        <w:pBdr>
+          <w:left w:val="single" w:color="C1361B" w:sz="16" w:space="8"/>
+        </w:pBdr>
+        <w:shd w:fill="F3EEE2" w:val="clear"/>
+        <w:spacing w:after="80"/>
+        <w:ind w:left="260"/>
+      </w:pPr>
+      <w:r>
+        <w:rPr>
+          <w:rFonts w:ascii="Calibri" w:cs="Calibri" w:eastAsia="Calibri" w:hAnsi="Calibri"/>
+          <w:color w:val="1C1917"/>
+          <w:sz w:val="22"/>
+          <w:szCs w:val="22"/>
+        </w:rPr>
+        <w:t xml:space="preserve">(as the second reply lands) “Not an attorney. Not DOJ-accredited. And straight back to the deadline — because a concession is a retreat for him, not a confession.</w:t>
       </w:r>
     </w:p>
     <w:p>
@@ -2092,532 +2233,7 @@
           <w:sz w:val="22"/>
           <w:szCs w:val="22"/>
         </w:rPr>
-        <w:t xml:space="preserve">That is not the model being agreeable. Those admissions are written into the playbook: cornered precisely, the character must concede the fact you could go and check — then pivot back to the clock, exactly like a real one.”</w:t>
-      </w:r>
-    </w:p>
-    <w:p>
-      <w:pPr>
-        <w:spacing w:after="120"/>
-      </w:pPr>
-      <w:r>
-        <w:rPr>
-          <w:rFonts w:ascii="Calibri" w:cs="Calibri" w:eastAsia="Calibri" w:hAnsi="Calibri"/>
-          <w:b/>
-          <w:bCs/>
-          <w:color w:val="C1361B"/>
-          <w:sz w:val="22"/>
-          <w:szCs w:val="22"/>
-        </w:rPr>
-        <w:t xml:space="preserve">③  THE AGREEMENT, IN PLAIN ENGLISH</w:t>
-      </w:r>
-    </w:p>
-    <w:p>
-      <w:pPr>
-        <w:spacing w:after="40" w:before="70"/>
-      </w:pPr>
-      <w:r>
-        <w:rPr>
-          <w:rFonts w:ascii="Calibri" w:cs="Calibri" w:eastAsia="Calibri" w:hAnsi="Calibri"/>
-          <w:b/>
-          <w:bCs/>
-          <w:caps/>
-          <w:color w:val="2E7D4F"/>
-          <w:sz w:val="20"/>
-          <w:szCs w:val="20"/>
-        </w:rPr>
-        <w:t xml:space="preserve">PRANAV DOES</w:t>
-      </w:r>
-    </w:p>
-    <w:p>
-      <w:pPr>
-        <w:pStyle w:val="ListParagraph"/>
-        <w:numPr>
-          <w:ilvl w:val="0"/>
-          <w:numId w:val="3"/>
-        </w:numPr>
-        <w:spacing w:after="50"/>
-      </w:pPr>
-      <w:r>
-        <w:rPr>
-          <w:rFonts w:ascii="Calibri" w:cs="Calibri" w:eastAsia="Calibri" w:hAnsi="Calibri"/>
-          <w:sz w:val="21"/>
-          <w:szCs w:val="21"/>
-        </w:rPr>
-        <w:t xml:space="preserve">Click </w:t>
-      </w:r>
-      <w:r>
-        <w:rPr>
-          <w:rFonts w:ascii="Consolas" w:cs="Consolas" w:eastAsia="Consolas" w:hAnsi="Consolas"/>
-          <w:b/>
-          <w:bCs/>
-          <w:color w:val="1C1917"/>
-          <w:sz w:val="21"/>
-          <w:szCs w:val="21"/>
-        </w:rPr>
-        <w:t xml:space="preserve">Agreement</w:t>
-      </w:r>
-      <w:r>
-        <w:rPr>
-          <w:rFonts w:ascii="Calibri" w:cs="Calibri" w:eastAsia="Calibri" w:hAnsi="Calibri"/>
-          <w:sz w:val="21"/>
-          <w:szCs w:val="21"/>
-        </w:rPr>
-        <w:t xml:space="preserve"> in the round header. Pause two seconds on the legalese.</w:t>
-      </w:r>
-    </w:p>
-    <w:p>
-      <w:pPr>
-        <w:pStyle w:val="ListParagraph"/>
-        <w:numPr>
-          <w:ilvl w:val="0"/>
-          <w:numId w:val="3"/>
-        </w:numPr>
-        <w:spacing w:after="50"/>
-      </w:pPr>
-      <w:r>
-        <w:rPr>
-          <w:rFonts w:ascii="Calibri" w:cs="Calibri" w:eastAsia="Calibri" w:hAnsi="Calibri"/>
-          <w:sz w:val="21"/>
-          <w:szCs w:val="21"/>
-        </w:rPr>
-        <w:t xml:space="preserve">Click </w:t>
-      </w:r>
-      <w:r>
-        <w:rPr>
-          <w:rFonts w:ascii="Consolas" w:cs="Consolas" w:eastAsia="Consolas" w:hAnsi="Consolas"/>
-          <w:b/>
-          <w:bCs/>
-          <w:color w:val="1C1917"/>
-          <w:sz w:val="21"/>
-          <w:szCs w:val="21"/>
-        </w:rPr>
-        <w:t xml:space="preserve">PLAIN ENGLISH</w:t>
-      </w:r>
-      <w:r>
-        <w:rPr>
-          <w:rFonts w:ascii="Calibri" w:cs="Calibri" w:eastAsia="Calibri" w:hAnsi="Calibri"/>
-          <w:sz w:val="21"/>
-          <w:szCs w:val="21"/>
-        </w:rPr>
-        <w:t xml:space="preserve">.</w:t>
-      </w:r>
-    </w:p>
-    <w:p>
-      <w:pPr>
-        <w:pStyle w:val="ListParagraph"/>
-        <w:numPr>
-          <w:ilvl w:val="0"/>
-          <w:numId w:val="3"/>
-        </w:numPr>
-        <w:spacing w:after="50"/>
-      </w:pPr>
-      <w:r>
-        <w:rPr>
-          <w:rFonts w:ascii="Calibri" w:cs="Calibri" w:eastAsia="Calibri" w:hAnsi="Calibri"/>
-          <w:sz w:val="21"/>
-          <w:szCs w:val="21"/>
-        </w:rPr>
-        <w:t xml:space="preserve">Scroll slowly: ¶4, then ¶6, then ¶9.</w:t>
-      </w:r>
-    </w:p>
-    <w:p>
-      <w:pPr>
-        <w:spacing w:after="40" w:before="130"/>
-      </w:pPr>
-      <w:r>
-        <w:rPr>
-          <w:rFonts w:ascii="Calibri" w:cs="Calibri" w:eastAsia="Calibri" w:hAnsi="Calibri"/>
-          <w:b/>
-          <w:bCs/>
-          <w:caps/>
-          <w:color w:val="C1361B"/>
-          <w:sz w:val="20"/>
-          <w:szCs w:val="20"/>
-        </w:rPr>
-        <w:t xml:space="preserve">OM SAYS</w:t>
-      </w:r>
-    </w:p>
-    <w:p>
-      <w:pPr>
-        <w:pBdr>
-          <w:left w:val="single" w:color="C1361B" w:sz="16" w:space="8"/>
-        </w:pBdr>
-        <w:shd w:fill="F3EEE2" w:val="clear"/>
-        <w:spacing w:after="80"/>
-        <w:ind w:left="260"/>
-      </w:pPr>
-      <w:r>
-        <w:rPr>
-          <w:rFonts w:ascii="Calibri" w:cs="Calibri" w:eastAsia="Calibri" w:hAnsi="Calibri"/>
-          <w:color w:val="1C1917"/>
-          <w:sz w:val="22"/>
-          <w:szCs w:val="22"/>
-        </w:rPr>
-        <w:t xml:space="preserve">“Then he slides this across the desk and calls it standard paperwork.</w:t>
-      </w:r>
-    </w:p>
-    <w:p>
-      <w:pPr>
-        <w:pBdr>
-          <w:left w:val="single" w:color="C1361B" w:sz="16" w:space="8"/>
-        </w:pBdr>
-        <w:shd w:fill="F3EEE2" w:val="clear"/>
-        <w:spacing w:after="80"/>
-        <w:ind w:left="260"/>
-      </w:pPr>
-      <w:r>
-        <w:rPr>
-          <w:rFonts w:ascii="Calibri" w:cs="Calibri" w:eastAsia="Calibri" w:hAnsi="Calibri"/>
-          <w:color w:val="1C1917"/>
-          <w:sz w:val="22"/>
-          <w:szCs w:val="22"/>
-        </w:rPr>
-        <w:t xml:space="preserve">One tap. Every paragraph, translated — and the traps expose themselves.</w:t>
-      </w:r>
-    </w:p>
-    <w:p>
-      <w:pPr>
-        <w:pBdr>
-          <w:left w:val="single" w:color="C1361B" w:sz="16" w:space="8"/>
-        </w:pBdr>
-        <w:shd w:fill="F3EEE2" w:val="clear"/>
-        <w:spacing w:after="80"/>
-        <w:ind w:left="260"/>
-      </w:pPr>
-      <w:r>
-        <w:rPr>
-          <w:rFonts w:ascii="Calibri" w:cs="Calibri" w:eastAsia="Calibri" w:hAnsi="Calibri"/>
-          <w:color w:val="1C1917"/>
-          <w:sz w:val="22"/>
-          <w:szCs w:val="22"/>
-        </w:rPr>
-        <w:t xml:space="preserve">Paragraph four: fifteen hundred dollars is his the moment you hand it over, non-refundable even if HE quits.</w:t>
-      </w:r>
-    </w:p>
-    <w:p>
-      <w:pPr>
-        <w:pBdr>
-          <w:left w:val="single" w:color="C1361B" w:sz="16" w:space="8"/>
-        </w:pBdr>
-        <w:shd w:fill="F3EEE2" w:val="clear"/>
-        <w:spacing w:after="80"/>
-        <w:ind w:left="260"/>
-      </w:pPr>
-      <w:r>
-        <w:rPr>
-          <w:rFonts w:ascii="Calibri" w:cs="Calibri" w:eastAsia="Calibri" w:hAnsi="Calibri"/>
-          <w:color w:val="1C1917"/>
-          <w:sz w:val="22"/>
-          <w:szCs w:val="22"/>
-        </w:rPr>
-        <w:t xml:space="preserve">Paragraph six: USCIS mail about your case goes to his address, and you waive copies — so you can never check what he filed.</w:t>
-      </w:r>
-    </w:p>
-    <w:p>
-      <w:pPr>
-        <w:pBdr>
-          <w:left w:val="single" w:color="C1361B" w:sz="16" w:space="8"/>
-        </w:pBdr>
-        <w:shd w:fill="F3EEE2" w:val="clear"/>
-        <w:spacing w:after="80"/>
-        <w:ind w:left="260"/>
-      </w:pPr>
-      <w:r>
-        <w:rPr>
-          <w:rFonts w:ascii="Calibri" w:cs="Calibri" w:eastAsia="Calibri" w:hAnsi="Calibri"/>
-          <w:color w:val="1C1917"/>
-          <w:sz w:val="22"/>
-          <w:szCs w:val="22"/>
-        </w:rPr>
-        <w:t xml:space="preserve">Paragraph nine admits he is not an attorney, and in the same breath authorises him to choose your forms. Both of those cannot be safe at once.</w:t>
-      </w:r>
-    </w:p>
-    <w:p>
-      <w:pPr>
-        <w:pBdr>
-          <w:left w:val="single" w:color="C1361B" w:sz="16" w:space="8"/>
-        </w:pBdr>
-        <w:shd w:fill="F3EEE2" w:val="clear"/>
-        <w:spacing w:after="150"/>
-        <w:ind w:left="260"/>
-      </w:pPr>
-      <w:r>
-        <w:rPr>
-          <w:rFonts w:ascii="Calibri" w:cs="Calibri" w:eastAsia="Calibri" w:hAnsi="Calibri"/>
-          <w:color w:val="1C1917"/>
-          <w:sz w:val="22"/>
-          <w:szCs w:val="22"/>
-        </w:rPr>
-        <w:t xml:space="preserve">Jargon is where the money hides.”</w:t>
-      </w:r>
-    </w:p>
-    <w:p>
-      <w:pPr>
-        <w:spacing w:after="40" w:before="60"/>
-      </w:pPr>
-      <w:r>
-        <w:rPr>
-          <w:rFonts w:ascii="Calibri" w:cs="Calibri" w:eastAsia="Calibri" w:hAnsi="Calibri"/>
-          <w:b/>
-          <w:bCs/>
-          <w:color w:val="B97E10"/>
-          <w:sz w:val="19"/>
-          <w:szCs w:val="19"/>
-        </w:rPr>
-        <w:t xml:space="preserve">[IF DOCUPAL DEMOED TRANSLATION] — optional, one sentence only:</w:t>
-      </w:r>
-    </w:p>
-    <w:p>
-      <w:pPr>
-        <w:spacing w:after="120"/>
-        <w:ind w:left="260"/>
-      </w:pPr>
-      <w:r>
-        <w:rPr>
-          <w:rFonts w:ascii="Calibri" w:cs="Calibri" w:eastAsia="Calibri" w:hAnsi="Calibri"/>
-          <w:i/>
-          <w:iCs/>
-          <w:sz w:val="21"/>
-          <w:szCs w:val="21"/>
-        </w:rPr>
-        <w:t xml:space="preserve">“And you just saw a great tool for translating a document after someone hands it to you. We simulate the person handing it to you — and price what signing it costs.”</w:t>
-      </w:r>
-    </w:p>
-    <w:p>
-      <w:pPr>
-        <w:spacing w:after="120"/>
-      </w:pPr>
-      <w:r>
-        <w:rPr>
-          <w:rFonts w:ascii="Calibri" w:cs="Calibri" w:eastAsia="Calibri" w:hAnsi="Calibri"/>
-          <w:b/>
-          <w:bCs/>
-          <w:color w:val="C1361B"/>
-          <w:sz w:val="22"/>
-          <w:szCs w:val="22"/>
-        </w:rPr>
-        <w:t xml:space="preserve">④  THE EVIDENCE FILE</w:t>
-      </w:r>
-    </w:p>
-    <w:p>
-      <w:pPr>
-        <w:spacing w:after="40" w:before="70"/>
-      </w:pPr>
-      <w:r>
-        <w:rPr>
-          <w:rFonts w:ascii="Calibri" w:cs="Calibri" w:eastAsia="Calibri" w:hAnsi="Calibri"/>
-          <w:b/>
-          <w:bCs/>
-          <w:caps/>
-          <w:color w:val="2E7D4F"/>
-          <w:sz w:val="20"/>
-          <w:szCs w:val="20"/>
-        </w:rPr>
-        <w:t xml:space="preserve">PRANAV DOES</w:t>
-      </w:r>
-    </w:p>
-    <w:p>
-      <w:pPr>
-        <w:pStyle w:val="ListParagraph"/>
-        <w:numPr>
-          <w:ilvl w:val="0"/>
-          <w:numId w:val="3"/>
-        </w:numPr>
-        <w:spacing w:after="50"/>
-      </w:pPr>
-      <w:r>
-        <w:rPr>
-          <w:rFonts w:ascii="Calibri" w:cs="Calibri" w:eastAsia="Calibri" w:hAnsi="Calibri"/>
-          <w:sz w:val="21"/>
-          <w:szCs w:val="21"/>
-        </w:rPr>
-        <w:t xml:space="preserve">Click the </w:t>
-      </w:r>
-      <w:r>
-        <w:rPr>
-          <w:rFonts w:ascii="Consolas" w:cs="Consolas" w:eastAsia="Consolas" w:hAnsi="Consolas"/>
-          <w:b/>
-          <w:bCs/>
-          <w:color w:val="1C1917"/>
-          <w:sz w:val="21"/>
-          <w:szCs w:val="21"/>
-        </w:rPr>
-        <w:t xml:space="preserve">¶9</w:t>
-      </w:r>
-      <w:r>
-        <w:rPr>
-          <w:rFonts w:ascii="Calibri" w:cs="Calibri" w:eastAsia="Calibri" w:hAnsi="Calibri"/>
-          <w:sz w:val="21"/>
-          <w:szCs w:val="21"/>
-        </w:rPr>
-        <w:t xml:space="preserve"> paragraph text (strikes through, stamps [CHALLENGED]).</w:t>
-      </w:r>
-    </w:p>
-    <w:p>
-      <w:pPr>
-        <w:pStyle w:val="ListParagraph"/>
-        <w:numPr>
-          <w:ilvl w:val="0"/>
-          <w:numId w:val="3"/>
-        </w:numPr>
-        <w:spacing w:after="50"/>
-      </w:pPr>
-      <w:r>
-        <w:rPr>
-          <w:rFonts w:ascii="Calibri" w:cs="Calibri" w:eastAsia="Calibri" w:hAnsi="Calibri"/>
-          <w:sz w:val="21"/>
-          <w:szCs w:val="21"/>
-        </w:rPr>
-        <w:t xml:space="preserve">Click </w:t>
-      </w:r>
-      <w:r>
-        <w:rPr>
-          <w:rFonts w:ascii="Consolas" w:cs="Consolas" w:eastAsia="Consolas" w:hAnsi="Consolas"/>
-          <w:b/>
-          <w:bCs/>
-          <w:color w:val="1C1917"/>
-          <w:sz w:val="21"/>
-          <w:szCs w:val="21"/>
-        </w:rPr>
-        <w:t xml:space="preserve">CLOSE</w:t>
-      </w:r>
-      <w:r>
-        <w:rPr>
-          <w:rFonts w:ascii="Calibri" w:cs="Calibri" w:eastAsia="Calibri" w:hAnsi="Calibri"/>
-          <w:sz w:val="21"/>
-          <w:szCs w:val="21"/>
-        </w:rPr>
-        <w:t xml:space="preserve">, then </w:t>
-      </w:r>
-      <w:r>
-        <w:rPr>
-          <w:rFonts w:ascii="Consolas" w:cs="Consolas" w:eastAsia="Consolas" w:hAnsi="Consolas"/>
-          <w:b/>
-          <w:bCs/>
-          <w:color w:val="1C1917"/>
-          <w:sz w:val="21"/>
-          <w:szCs w:val="21"/>
-        </w:rPr>
-        <w:t xml:space="preserve">PAY THE CASH &amp; SIGN</w:t>
-      </w:r>
-      <w:r>
-        <w:rPr>
-          <w:rFonts w:ascii="Calibri" w:cs="Calibri" w:eastAsia="Calibri" w:hAnsi="Calibri"/>
-          <w:sz w:val="21"/>
-          <w:szCs w:val="21"/>
-        </w:rPr>
-        <w:t xml:space="preserve">.</w:t>
-      </w:r>
-    </w:p>
-    <w:p>
-      <w:pPr>
-        <w:pStyle w:val="ListParagraph"/>
-        <w:numPr>
-          <w:ilvl w:val="0"/>
-          <w:numId w:val="3"/>
-        </w:numPr>
-        <w:spacing w:after="50"/>
-      </w:pPr>
-      <w:r>
-        <w:rPr>
-          <w:rFonts w:ascii="Calibri" w:cs="Calibri" w:eastAsia="Calibri" w:hAnsi="Calibri"/>
-          <w:sz w:val="21"/>
-          <w:szCs w:val="21"/>
-        </w:rPr>
-        <w:t xml:space="preserve">Let the red number count up. Then scroll: itemised rows, then THE TAPE.</w:t>
-      </w:r>
-    </w:p>
-    <w:p>
-      <w:pPr>
-        <w:spacing w:after="40" w:before="130"/>
-      </w:pPr>
-      <w:r>
-        <w:rPr>
-          <w:rFonts w:ascii="Calibri" w:cs="Calibri" w:eastAsia="Calibri" w:hAnsi="Calibri"/>
-          <w:b/>
-          <w:bCs/>
-          <w:caps/>
-          <w:color w:val="C1361B"/>
-          <w:sz w:val="20"/>
-          <w:szCs w:val="20"/>
-        </w:rPr>
-        <w:t xml:space="preserve">OM SAYS</w:t>
-      </w:r>
-    </w:p>
-    <w:p>
-      <w:pPr>
-        <w:pBdr>
-          <w:left w:val="single" w:color="C1361B" w:sz="16" w:space="8"/>
-        </w:pBdr>
-        <w:shd w:fill="F3EEE2" w:val="clear"/>
-        <w:spacing w:after="80"/>
-        <w:ind w:left="260"/>
-      </w:pPr>
-      <w:r>
-        <w:rPr>
-          <w:rFonts w:ascii="Calibri" w:cs="Calibri" w:eastAsia="Calibri" w:hAnsi="Calibri"/>
-          <w:color w:val="1C1917"/>
-          <w:sz w:val="22"/>
-          <w:szCs w:val="22"/>
-        </w:rPr>
-        <w:t xml:space="preserve">“We challenge paragraph nine on the record — and then we sign anyway, on purpose, because losing here is the product working.</w:t>
-      </w:r>
-    </w:p>
-    <w:p>
-      <w:pPr>
-        <w:pBdr>
-          <w:left w:val="single" w:color="C1361B" w:sz="16" w:space="8"/>
-        </w:pBdr>
-        <w:shd w:fill="F3EEE2" w:val="clear"/>
-        <w:spacing w:after="80"/>
-        <w:ind w:left="260"/>
-      </w:pPr>
-      <w:r>
-        <w:rPr>
-          <w:rFonts w:ascii="Calibri" w:cs="Calibri" w:eastAsia="Calibri" w:hAnsi="Calibri"/>
-          <w:color w:val="1C1917"/>
-          <w:sz w:val="22"/>
-          <w:szCs w:val="22"/>
-        </w:rPr>
-        <w:t xml:space="preserve">Seven thousand two hundred dollars. Paragraph four, paragraph six, paragraph nine.</w:t>
-      </w:r>
-    </w:p>
-    <w:p>
-      <w:pPr>
-        <w:pBdr>
-          <w:left w:val="single" w:color="C1361B" w:sz="16" w:space="8"/>
-        </w:pBdr>
-        <w:shd w:fill="F3EEE2" w:val="clear"/>
-        <w:spacing w:after="80"/>
-        <w:ind w:left="260"/>
-      </w:pPr>
-      <w:r>
-        <w:rPr>
-          <w:rFonts w:ascii="Calibri" w:cs="Calibri" w:eastAsia="Calibri" w:hAnsi="Calibri"/>
-          <w:color w:val="1C1917"/>
-          <w:sz w:val="22"/>
-          <w:szCs w:val="22"/>
-        </w:rPr>
-        <w:t xml:space="preserve">And the load-bearing number here is not an estimate: Form I-589 has no USCIS filing fee at all. So twelve hundred dollars of ‘filing fees’ was invented. That is checkable on uscis.gov right now.</w:t>
-      </w:r>
-    </w:p>
-    <w:p>
-      <w:pPr>
-        <w:pBdr>
-          <w:left w:val="single" w:color="C1361B" w:sz="16" w:space="8"/>
-        </w:pBdr>
-        <w:shd w:fill="F3EEE2" w:val="clear"/>
-        <w:spacing w:after="150"/>
-        <w:ind w:left="260"/>
-      </w:pPr>
-      <w:r>
-        <w:rPr>
-          <w:rFonts w:ascii="Calibri" w:cs="Calibri" w:eastAsia="Calibri" w:hAnsi="Calibri"/>
-          <w:color w:val="1C1917"/>
-          <w:sz w:val="22"/>
-          <w:szCs w:val="22"/>
-        </w:rPr>
-        <w:t xml:space="preserve">Every tactic he ran is stamped in the margin — caught, or fell for it — in his own words.”</w:t>
+        <w:t xml:space="preserve">That is the difference between a chatbot and an adversary.”</w:t>
       </w:r>
     </w:p>
     <w:p>
@@ -2645,6 +2261,559 @@
           <w:sz w:val="19"/>
           <w:szCs w:val="19"/>
         </w:rPr>
+        <w:t xml:space="preserve">If Héctor concedes on the FIRST ask (rare, live model variance), just say “and he folds immediately — most people never even get that far” and move on to ③. Do not send the follow-up.</w:t>
+      </w:r>
+    </w:p>
+    <w:p>
+      <w:pPr>
+        <w:spacing w:after="120"/>
+      </w:pPr>
+      <w:r>
+        <w:rPr>
+          <w:rFonts w:ascii="Calibri" w:cs="Calibri" w:eastAsia="Calibri" w:hAnsi="Calibri"/>
+          <w:b/>
+          <w:bCs/>
+          <w:color w:val="C1361B"/>
+          <w:sz w:val="22"/>
+          <w:szCs w:val="22"/>
+        </w:rPr>
+        <w:t xml:space="preserve">③  THE AGREEMENT, IN PLAIN ENGLISH</w:t>
+      </w:r>
+    </w:p>
+    <w:p>
+      <w:pPr>
+        <w:spacing w:after="40" w:before="70"/>
+      </w:pPr>
+      <w:r>
+        <w:rPr>
+          <w:rFonts w:ascii="Calibri" w:cs="Calibri" w:eastAsia="Calibri" w:hAnsi="Calibri"/>
+          <w:b/>
+          <w:bCs/>
+          <w:caps/>
+          <w:color w:val="2E7D4F"/>
+          <w:sz w:val="20"/>
+          <w:szCs w:val="20"/>
+        </w:rPr>
+        <w:t xml:space="preserve">PRANAV DOES</w:t>
+      </w:r>
+    </w:p>
+    <w:p>
+      <w:pPr>
+        <w:pStyle w:val="ListParagraph"/>
+        <w:numPr>
+          <w:ilvl w:val="0"/>
+          <w:numId w:val="3"/>
+        </w:numPr>
+        <w:spacing w:after="50"/>
+      </w:pPr>
+      <w:r>
+        <w:rPr>
+          <w:rFonts w:ascii="Calibri" w:cs="Calibri" w:eastAsia="Calibri" w:hAnsi="Calibri"/>
+          <w:sz w:val="21"/>
+          <w:szCs w:val="21"/>
+        </w:rPr>
+        <w:t xml:space="preserve">Click </w:t>
+      </w:r>
+      <w:r>
+        <w:rPr>
+          <w:rFonts w:ascii="Consolas" w:cs="Consolas" w:eastAsia="Consolas" w:hAnsi="Consolas"/>
+          <w:b/>
+          <w:bCs/>
+          <w:color w:val="1C1917"/>
+          <w:sz w:val="21"/>
+          <w:szCs w:val="21"/>
+        </w:rPr>
+        <w:t xml:space="preserve">Agreement</w:t>
+      </w:r>
+      <w:r>
+        <w:rPr>
+          <w:rFonts w:ascii="Calibri" w:cs="Calibri" w:eastAsia="Calibri" w:hAnsi="Calibri"/>
+          <w:sz w:val="21"/>
+          <w:szCs w:val="21"/>
+        </w:rPr>
+        <w:t xml:space="preserve"> in the round header. Pause two seconds on the legalese.</w:t>
+      </w:r>
+    </w:p>
+    <w:p>
+      <w:pPr>
+        <w:pStyle w:val="ListParagraph"/>
+        <w:numPr>
+          <w:ilvl w:val="0"/>
+          <w:numId w:val="3"/>
+        </w:numPr>
+        <w:spacing w:after="50"/>
+      </w:pPr>
+      <w:r>
+        <w:rPr>
+          <w:rFonts w:ascii="Calibri" w:cs="Calibri" w:eastAsia="Calibri" w:hAnsi="Calibri"/>
+          <w:sz w:val="21"/>
+          <w:szCs w:val="21"/>
+        </w:rPr>
+        <w:t xml:space="preserve">Click </w:t>
+      </w:r>
+      <w:r>
+        <w:rPr>
+          <w:rFonts w:ascii="Consolas" w:cs="Consolas" w:eastAsia="Consolas" w:hAnsi="Consolas"/>
+          <w:b/>
+          <w:bCs/>
+          <w:color w:val="1C1917"/>
+          <w:sz w:val="21"/>
+          <w:szCs w:val="21"/>
+        </w:rPr>
+        <w:t xml:space="preserve">PLAIN ENGLISH</w:t>
+      </w:r>
+      <w:r>
+        <w:rPr>
+          <w:rFonts w:ascii="Calibri" w:cs="Calibri" w:eastAsia="Calibri" w:hAnsi="Calibri"/>
+          <w:sz w:val="21"/>
+          <w:szCs w:val="21"/>
+        </w:rPr>
+        <w:t xml:space="preserve">.</w:t>
+      </w:r>
+    </w:p>
+    <w:p>
+      <w:pPr>
+        <w:pStyle w:val="ListParagraph"/>
+        <w:numPr>
+          <w:ilvl w:val="0"/>
+          <w:numId w:val="3"/>
+        </w:numPr>
+        <w:spacing w:after="50"/>
+      </w:pPr>
+      <w:r>
+        <w:rPr>
+          <w:rFonts w:ascii="Calibri" w:cs="Calibri" w:eastAsia="Calibri" w:hAnsi="Calibri"/>
+          <w:sz w:val="21"/>
+          <w:szCs w:val="21"/>
+        </w:rPr>
+        <w:t xml:space="preserve">Scroll slowly: ¶4, then ¶6, then ¶9.</w:t>
+      </w:r>
+    </w:p>
+    <w:p>
+      <w:pPr>
+        <w:spacing w:after="40" w:before="130"/>
+      </w:pPr>
+      <w:r>
+        <w:rPr>
+          <w:rFonts w:ascii="Calibri" w:cs="Calibri" w:eastAsia="Calibri" w:hAnsi="Calibri"/>
+          <w:b/>
+          <w:bCs/>
+          <w:caps/>
+          <w:color w:val="C1361B"/>
+          <w:sz w:val="20"/>
+          <w:szCs w:val="20"/>
+        </w:rPr>
+        <w:t xml:space="preserve">OM SAYS</w:t>
+      </w:r>
+    </w:p>
+    <w:p>
+      <w:pPr>
+        <w:pBdr>
+          <w:left w:val="single" w:color="C1361B" w:sz="16" w:space="8"/>
+        </w:pBdr>
+        <w:shd w:fill="F3EEE2" w:val="clear"/>
+        <w:spacing w:after="80"/>
+        <w:ind w:left="260"/>
+      </w:pPr>
+      <w:r>
+        <w:rPr>
+          <w:rFonts w:ascii="Calibri" w:cs="Calibri" w:eastAsia="Calibri" w:hAnsi="Calibri"/>
+          <w:color w:val="1C1917"/>
+          <w:sz w:val="22"/>
+          <w:szCs w:val="22"/>
+        </w:rPr>
+        <w:t xml:space="preserve">“Then he slides this across the desk and calls it standard paperwork.</w:t>
+      </w:r>
+    </w:p>
+    <w:p>
+      <w:pPr>
+        <w:pBdr>
+          <w:left w:val="single" w:color="C1361B" w:sz="16" w:space="8"/>
+        </w:pBdr>
+        <w:shd w:fill="F3EEE2" w:val="clear"/>
+        <w:spacing w:after="80"/>
+        <w:ind w:left="260"/>
+      </w:pPr>
+      <w:r>
+        <w:rPr>
+          <w:rFonts w:ascii="Calibri" w:cs="Calibri" w:eastAsia="Calibri" w:hAnsi="Calibri"/>
+          <w:color w:val="1C1917"/>
+          <w:sz w:val="22"/>
+          <w:szCs w:val="22"/>
+        </w:rPr>
+        <w:t xml:space="preserve">One tap. Every paragraph, translated — and the traps expose themselves.</w:t>
+      </w:r>
+    </w:p>
+    <w:p>
+      <w:pPr>
+        <w:pBdr>
+          <w:left w:val="single" w:color="C1361B" w:sz="16" w:space="8"/>
+        </w:pBdr>
+        <w:shd w:fill="F3EEE2" w:val="clear"/>
+        <w:spacing w:after="80"/>
+        <w:ind w:left="260"/>
+      </w:pPr>
+      <w:r>
+        <w:rPr>
+          <w:rFonts w:ascii="Calibri" w:cs="Calibri" w:eastAsia="Calibri" w:hAnsi="Calibri"/>
+          <w:color w:val="1C1917"/>
+          <w:sz w:val="22"/>
+          <w:szCs w:val="22"/>
+        </w:rPr>
+        <w:t xml:space="preserve">Paragraph four: fifteen hundred dollars is his the moment you hand it over, non-refundable even if HE quits.</w:t>
+      </w:r>
+    </w:p>
+    <w:p>
+      <w:pPr>
+        <w:pBdr>
+          <w:left w:val="single" w:color="C1361B" w:sz="16" w:space="8"/>
+        </w:pBdr>
+        <w:shd w:fill="F3EEE2" w:val="clear"/>
+        <w:spacing w:after="80"/>
+        <w:ind w:left="260"/>
+      </w:pPr>
+      <w:r>
+        <w:rPr>
+          <w:rFonts w:ascii="Calibri" w:cs="Calibri" w:eastAsia="Calibri" w:hAnsi="Calibri"/>
+          <w:color w:val="1C1917"/>
+          <w:sz w:val="22"/>
+          <w:szCs w:val="22"/>
+        </w:rPr>
+        <w:t xml:space="preserve">Paragraph six: USCIS mail about your case goes to his address, and you waive copies — so you can never check what he filed.</w:t>
+      </w:r>
+    </w:p>
+    <w:p>
+      <w:pPr>
+        <w:pBdr>
+          <w:left w:val="single" w:color="C1361B" w:sz="16" w:space="8"/>
+        </w:pBdr>
+        <w:shd w:fill="F3EEE2" w:val="clear"/>
+        <w:spacing w:after="80"/>
+        <w:ind w:left="260"/>
+      </w:pPr>
+      <w:r>
+        <w:rPr>
+          <w:rFonts w:ascii="Calibri" w:cs="Calibri" w:eastAsia="Calibri" w:hAnsi="Calibri"/>
+          <w:color w:val="1C1917"/>
+          <w:sz w:val="22"/>
+          <w:szCs w:val="22"/>
+        </w:rPr>
+        <w:t xml:space="preserve">Paragraph nine admits he is not an attorney, and in the same breath authorises him to choose your forms. Both of those cannot be safe at once.</w:t>
+      </w:r>
+    </w:p>
+    <w:p>
+      <w:pPr>
+        <w:pBdr>
+          <w:left w:val="single" w:color="C1361B" w:sz="16" w:space="8"/>
+        </w:pBdr>
+        <w:shd w:fill="F3EEE2" w:val="clear"/>
+        <w:spacing w:after="150"/>
+        <w:ind w:left="260"/>
+      </w:pPr>
+      <w:r>
+        <w:rPr>
+          <w:rFonts w:ascii="Calibri" w:cs="Calibri" w:eastAsia="Calibri" w:hAnsi="Calibri"/>
+          <w:color w:val="1C1917"/>
+          <w:sz w:val="22"/>
+          <w:szCs w:val="22"/>
+        </w:rPr>
+        <w:t xml:space="preserve">Jargon is where the money hides.”</w:t>
+      </w:r>
+    </w:p>
+    <w:p>
+      <w:pPr>
+        <w:spacing w:after="40" w:before="60"/>
+      </w:pPr>
+      <w:r>
+        <w:rPr>
+          <w:rFonts w:ascii="Calibri" w:cs="Calibri" w:eastAsia="Calibri" w:hAnsi="Calibri"/>
+          <w:b/>
+          <w:bCs/>
+          <w:color w:val="B97E10"/>
+          <w:sz w:val="19"/>
+          <w:szCs w:val="19"/>
+        </w:rPr>
+        <w:t xml:space="preserve">[IF DOCUPAL DEMOED TRANSLATION] — optional, one sentence only:</w:t>
+      </w:r>
+    </w:p>
+    <w:p>
+      <w:pPr>
+        <w:spacing w:after="120"/>
+        <w:ind w:left="260"/>
+      </w:pPr>
+      <w:r>
+        <w:rPr>
+          <w:rFonts w:ascii="Calibri" w:cs="Calibri" w:eastAsia="Calibri" w:hAnsi="Calibri"/>
+          <w:i/>
+          <w:iCs/>
+          <w:sz w:val="21"/>
+          <w:szCs w:val="21"/>
+        </w:rPr>
+        <w:t xml:space="preserve">“And you just saw a great tool for translating a document after someone hands it to you. We simulate the person handing it to you — and price what signing it costs.”</w:t>
+      </w:r>
+    </w:p>
+    <w:p>
+      <w:pPr>
+        <w:spacing w:after="120"/>
+      </w:pPr>
+      <w:r>
+        <w:rPr>
+          <w:rFonts w:ascii="Calibri" w:cs="Calibri" w:eastAsia="Calibri" w:hAnsi="Calibri"/>
+          <w:b/>
+          <w:bCs/>
+          <w:color w:val="C1361B"/>
+          <w:sz w:val="22"/>
+          <w:szCs w:val="22"/>
+        </w:rPr>
+        <w:t xml:space="preserve">④  THE EVIDENCE FILE</w:t>
+      </w:r>
+    </w:p>
+    <w:p>
+      <w:pPr>
+        <w:spacing w:after="40" w:before="70"/>
+      </w:pPr>
+      <w:r>
+        <w:rPr>
+          <w:rFonts w:ascii="Calibri" w:cs="Calibri" w:eastAsia="Calibri" w:hAnsi="Calibri"/>
+          <w:b/>
+          <w:bCs/>
+          <w:caps/>
+          <w:color w:val="2E7D4F"/>
+          <w:sz w:val="20"/>
+          <w:szCs w:val="20"/>
+        </w:rPr>
+        <w:t xml:space="preserve">PRANAV DOES</w:t>
+      </w:r>
+    </w:p>
+    <w:p>
+      <w:pPr>
+        <w:pStyle w:val="ListParagraph"/>
+        <w:numPr>
+          <w:ilvl w:val="0"/>
+          <w:numId w:val="3"/>
+        </w:numPr>
+        <w:spacing w:after="50"/>
+      </w:pPr>
+      <w:r>
+        <w:rPr>
+          <w:rFonts w:ascii="Calibri" w:cs="Calibri" w:eastAsia="Calibri" w:hAnsi="Calibri"/>
+          <w:sz w:val="21"/>
+          <w:szCs w:val="21"/>
+        </w:rPr>
+        <w:t xml:space="preserve">Click the </w:t>
+      </w:r>
+      <w:r>
+        <w:rPr>
+          <w:rFonts w:ascii="Consolas" w:cs="Consolas" w:eastAsia="Consolas" w:hAnsi="Consolas"/>
+          <w:b/>
+          <w:bCs/>
+          <w:color w:val="1C1917"/>
+          <w:sz w:val="21"/>
+          <w:szCs w:val="21"/>
+        </w:rPr>
+        <w:t xml:space="preserve">¶9</w:t>
+      </w:r>
+      <w:r>
+        <w:rPr>
+          <w:rFonts w:ascii="Calibri" w:cs="Calibri" w:eastAsia="Calibri" w:hAnsi="Calibri"/>
+          <w:sz w:val="21"/>
+          <w:szCs w:val="21"/>
+        </w:rPr>
+        <w:t xml:space="preserve"> paragraph text (strikes through, stamps [CHALLENGED]).</w:t>
+      </w:r>
+    </w:p>
+    <w:p>
+      <w:pPr>
+        <w:pStyle w:val="ListParagraph"/>
+        <w:numPr>
+          <w:ilvl w:val="0"/>
+          <w:numId w:val="3"/>
+        </w:numPr>
+        <w:spacing w:after="50"/>
+      </w:pPr>
+      <w:r>
+        <w:rPr>
+          <w:rFonts w:ascii="Calibri" w:cs="Calibri" w:eastAsia="Calibri" w:hAnsi="Calibri"/>
+          <w:sz w:val="21"/>
+          <w:szCs w:val="21"/>
+        </w:rPr>
+        <w:t xml:space="preserve">Click </w:t>
+      </w:r>
+      <w:r>
+        <w:rPr>
+          <w:rFonts w:ascii="Consolas" w:cs="Consolas" w:eastAsia="Consolas" w:hAnsi="Consolas"/>
+          <w:b/>
+          <w:bCs/>
+          <w:color w:val="1C1917"/>
+          <w:sz w:val="21"/>
+          <w:szCs w:val="21"/>
+        </w:rPr>
+        <w:t xml:space="preserve">CLOSE</w:t>
+      </w:r>
+      <w:r>
+        <w:rPr>
+          <w:rFonts w:ascii="Calibri" w:cs="Calibri" w:eastAsia="Calibri" w:hAnsi="Calibri"/>
+          <w:sz w:val="21"/>
+          <w:szCs w:val="21"/>
+        </w:rPr>
+        <w:t xml:space="preserve">, then </w:t>
+      </w:r>
+      <w:r>
+        <w:rPr>
+          <w:rFonts w:ascii="Consolas" w:cs="Consolas" w:eastAsia="Consolas" w:hAnsi="Consolas"/>
+          <w:b/>
+          <w:bCs/>
+          <w:color w:val="1C1917"/>
+          <w:sz w:val="21"/>
+          <w:szCs w:val="21"/>
+        </w:rPr>
+        <w:t xml:space="preserve">PAY THE CASH &amp; SIGN</w:t>
+      </w:r>
+      <w:r>
+        <w:rPr>
+          <w:rFonts w:ascii="Calibri" w:cs="Calibri" w:eastAsia="Calibri" w:hAnsi="Calibri"/>
+          <w:sz w:val="21"/>
+          <w:szCs w:val="21"/>
+        </w:rPr>
+        <w:t xml:space="preserve">.</w:t>
+      </w:r>
+    </w:p>
+    <w:p>
+      <w:pPr>
+        <w:pStyle w:val="ListParagraph"/>
+        <w:numPr>
+          <w:ilvl w:val="0"/>
+          <w:numId w:val="3"/>
+        </w:numPr>
+        <w:spacing w:after="50"/>
+      </w:pPr>
+      <w:r>
+        <w:rPr>
+          <w:rFonts w:ascii="Calibri" w:cs="Calibri" w:eastAsia="Calibri" w:hAnsi="Calibri"/>
+          <w:sz w:val="21"/>
+          <w:szCs w:val="21"/>
+        </w:rPr>
+        <w:t xml:space="preserve">Let the red number count up. Then scroll: itemised rows, then THE TAPE.</w:t>
+      </w:r>
+    </w:p>
+    <w:p>
+      <w:pPr>
+        <w:spacing w:after="40" w:before="130"/>
+      </w:pPr>
+      <w:r>
+        <w:rPr>
+          <w:rFonts w:ascii="Calibri" w:cs="Calibri" w:eastAsia="Calibri" w:hAnsi="Calibri"/>
+          <w:b/>
+          <w:bCs/>
+          <w:caps/>
+          <w:color w:val="C1361B"/>
+          <w:sz w:val="20"/>
+          <w:szCs w:val="20"/>
+        </w:rPr>
+        <w:t xml:space="preserve">OM SAYS</w:t>
+      </w:r>
+    </w:p>
+    <w:p>
+      <w:pPr>
+        <w:pBdr>
+          <w:left w:val="single" w:color="C1361B" w:sz="16" w:space="8"/>
+        </w:pBdr>
+        <w:shd w:fill="F3EEE2" w:val="clear"/>
+        <w:spacing w:after="80"/>
+        <w:ind w:left="260"/>
+      </w:pPr>
+      <w:r>
+        <w:rPr>
+          <w:rFonts w:ascii="Calibri" w:cs="Calibri" w:eastAsia="Calibri" w:hAnsi="Calibri"/>
+          <w:color w:val="1C1917"/>
+          <w:sz w:val="22"/>
+          <w:szCs w:val="22"/>
+        </w:rPr>
+        <w:t xml:space="preserve">“We challenge paragraph nine on the record — and then we sign anyway, on purpose, because losing here is the product working.</w:t>
+      </w:r>
+    </w:p>
+    <w:p>
+      <w:pPr>
+        <w:pBdr>
+          <w:left w:val="single" w:color="C1361B" w:sz="16" w:space="8"/>
+        </w:pBdr>
+        <w:shd w:fill="F3EEE2" w:val="clear"/>
+        <w:spacing w:after="80"/>
+        <w:ind w:left="260"/>
+      </w:pPr>
+      <w:r>
+        <w:rPr>
+          <w:rFonts w:ascii="Calibri" w:cs="Calibri" w:eastAsia="Calibri" w:hAnsi="Calibri"/>
+          <w:color w:val="1C1917"/>
+          <w:sz w:val="22"/>
+          <w:szCs w:val="22"/>
+        </w:rPr>
+        <w:t xml:space="preserve">Seven thousand two hundred dollars. Paragraph four, paragraph six, paragraph nine.</w:t>
+      </w:r>
+    </w:p>
+    <w:p>
+      <w:pPr>
+        <w:pBdr>
+          <w:left w:val="single" w:color="C1361B" w:sz="16" w:space="8"/>
+        </w:pBdr>
+        <w:shd w:fill="F3EEE2" w:val="clear"/>
+        <w:spacing w:after="80"/>
+        <w:ind w:left="260"/>
+      </w:pPr>
+      <w:r>
+        <w:rPr>
+          <w:rFonts w:ascii="Calibri" w:cs="Calibri" w:eastAsia="Calibri" w:hAnsi="Calibri"/>
+          <w:color w:val="1C1917"/>
+          <w:sz w:val="22"/>
+          <w:szCs w:val="22"/>
+        </w:rPr>
+        <w:t xml:space="preserve">And the load-bearing number here is not an estimate: Form I-589 has no USCIS filing fee at all. So twelve hundred dollars of ‘filing fees’ was invented. That is checkable on uscis.gov right now.</w:t>
+      </w:r>
+    </w:p>
+    <w:p>
+      <w:pPr>
+        <w:pBdr>
+          <w:left w:val="single" w:color="C1361B" w:sz="16" w:space="8"/>
+        </w:pBdr>
+        <w:shd w:fill="F3EEE2" w:val="clear"/>
+        <w:spacing w:after="150"/>
+        <w:ind w:left="260"/>
+      </w:pPr>
+      <w:r>
+        <w:rPr>
+          <w:rFonts w:ascii="Calibri" w:cs="Calibri" w:eastAsia="Calibri" w:hAnsi="Calibri"/>
+          <w:color w:val="1C1917"/>
+          <w:sz w:val="22"/>
+          <w:szCs w:val="22"/>
+        </w:rPr>
+        <w:t xml:space="preserve">Every tactic he ran is stamped in the margin — caught, or fell for it — in his own words.”</w:t>
+      </w:r>
+    </w:p>
+    <w:p>
+      <w:pPr>
+        <w:spacing w:after="150" w:before="70"/>
+        <w:ind w:left="260"/>
+      </w:pPr>
+      <w:r>
+        <w:rPr>
+          <w:rFonts w:ascii="Calibri" w:cs="Calibri" w:eastAsia="Calibri" w:hAnsi="Calibri"/>
+          <w:b/>
+          <w:bCs/>
+          <w:color w:val="6B655F"/>
+          <w:sz w:val="19"/>
+          <w:szCs w:val="19"/>
+        </w:rPr>
+        <w:t xml:space="preserve">Note: </w:t>
+      </w:r>
+      <w:r>
+        <w:rPr>
+          <w:rFonts w:ascii="Calibri" w:cs="Calibri" w:eastAsia="Calibri" w:hAnsi="Calibri"/>
+          <w:i/>
+          <w:iCs/>
+          <w:color w:val="6B655F"/>
+          <w:sz w:val="19"/>
+          <w:szCs w:val="19"/>
+        </w:rPr>
         <w:t xml:space="preserve">If you are running long, cut ③ entirely and go straight from ② to ④. You lose the translator, but you keep the number.</w:t>
       </w:r>
     </w:p>
@@ -3454,6 +3623,34 @@
           <w:szCs w:val="21"/>
         </w:rPr>
         <w:t xml:space="preserve">— It is inoculation theory: Cambridge’s Bad News game, Google Jigsaw’s prebunking, and commercially the entire KnowBe4 thesis. We have not run our own efficacy study — that is the first thing a pilot buys.</w:t>
+      </w:r>
+    </w:p>
+    <w:p>
+      <w:pPr>
+        <w:pStyle w:val="ListParagraph"/>
+        <w:numPr>
+          <w:ilvl w:val="0"/>
+          <w:numId w:val="2"/>
+        </w:numPr>
+        <w:spacing w:after="60"/>
+      </w:pPr>
+      <w:r>
+        <w:rPr>
+          <w:rFonts w:ascii="Calibri" w:cs="Calibri" w:eastAsia="Calibri" w:hAnsi="Calibri"/>
+          <w:b/>
+          <w:bCs/>
+          <w:sz w:val="21"/>
+          <w:szCs w:val="21"/>
+        </w:rPr>
+        <w:t xml:space="preserve">“How do you stop the AI just telling the user the answer?” </w:t>
+      </w:r>
+      <w:r>
+        <w:rPr>
+          <w:rFonts w:ascii="Calibri" w:cs="Calibri" w:eastAsia="Calibri" w:hAnsi="Calibri"/>
+          <w:sz w:val="21"/>
+          <w:szCs w:val="21"/>
+        </w:rPr>
+        <w:t xml:space="preserve">— That was our hardest tuning problem. Models want to be helpful, so ours confessed on the first question. The playbook now encodes a resistance ladder: deflect, then minimize, and only concede a checkable fact under sustained pressure — never volunteer it. It has to be hard to catch, or catching it teaches nothing.</w:t>
       </w:r>
     </w:p>
     <w:p>
